--- a/doc/cv/cv.docx
+++ b/doc/cv/cv.docx
@@ -360,6 +360,26 @@
     </w:p>
     <w:p>
       <w:pPr>
+        <w:pStyle w:val="Heading3"/>
+      </w:pPr>
+      <w:bookmarkStart w:id="32" w:name="X76f7c51632cce81425b22dab337bc0fbed6f065"/>
+      <w:r>
+        <w:t xml:space="preserve">Senior Software Engineer with Expertise in Java, Python, and ML (Jan 2019 — PRESENT)</w:t>
+      </w:r>
+      <w:bookmarkEnd w:id="32"/>
+    </w:p>
+    <w:p>
+      <w:pPr>
+        <w:pStyle w:val="Heading3"/>
+      </w:pPr>
+      <w:bookmarkStart w:id="33" w:name="X59a66773aff57fe7d4b5b7fedf0b7865d4ac33b"/>
+      <w:r>
+        <w:t xml:space="preserve">Senior Software Engineer with Expertise in Java, Python, and ML (remote contractor, Feb 2017 - Jan 2019)</w:t>
+      </w:r>
+      <w:bookmarkEnd w:id="33"/>
+    </w:p>
+    <w:p>
+      <w:pPr>
         <w:pStyle w:val="FirstParagraph"/>
       </w:pPr>
       <w:r>
@@ -452,26 +472,6 @@
     </w:p>
     <w:p>
       <w:pPr>
-        <w:pStyle w:val="Heading3"/>
-      </w:pPr>
-      <w:bookmarkStart w:id="32" w:name="X76f7c51632cce81425b22dab337bc0fbed6f065"/>
-      <w:r>
-        <w:t xml:space="preserve">Senior Software Engineer with Expertise in Java, Python, and ML (Jan 2019 — PRESENT)</w:t>
-      </w:r>
-      <w:bookmarkEnd w:id="32"/>
-    </w:p>
-    <w:p>
-      <w:pPr>
-        <w:pStyle w:val="Heading3"/>
-      </w:pPr>
-      <w:bookmarkStart w:id="33" w:name="X59a66773aff57fe7d4b5b7fedf0b7865d4ac33b"/>
-      <w:r>
-        <w:t xml:space="preserve">Senior Software Engineer with Expertise in Java, Python, and ML (remote contractor, Feb 2017 - Jan 2019)</w:t>
-      </w:r>
-      <w:bookmarkEnd w:id="33"/>
-    </w:p>
-    <w:p>
-      <w:pPr>
         <w:pStyle w:val="FirstParagraph"/>
       </w:pPr>
       <w:r>
@@ -865,7 +865,7 @@
         <w:pStyle w:val="Compact"/>
       </w:pPr>
       <w:r>
-        <w:t xml:space="preserve">Implemented and delivered the versioned ML model storage (Nginx, Python, Cherrypy)</w:t>
+        <w:t xml:space="preserve">Implemented and delivered the versioned ML model storage (Nginx, Python, Cherrypy, Docker, K8S)</w:t>
       </w:r>
     </w:p>
     <w:p>
@@ -889,7 +889,7 @@
         <w:pStyle w:val="Compact"/>
       </w:pPr>
       <w:r>
-        <w:t xml:space="preserve">Implemented and delivered the cleanroom data visualizer (Python, Streamlit, Plotly, Google Big Query, Google Big Storage)</w:t>
+        <w:t xml:space="preserve">Implemented and delivered the cleanroom data visualizer (Python, Streamlit, Plotly, Google BigQuery, Google Big Storage)</w:t>
       </w:r>
     </w:p>
     <w:p>
@@ -913,7 +913,7 @@
         <w:pStyle w:val="Compact"/>
       </w:pPr>
       <w:r>
-        <w:t xml:space="preserve">Implemented and delivered the domain embedding model (Python, Docker, PyTorch, HDBSCAN, Google Big Query, Google Big Storage)</w:t>
+        <w:t xml:space="preserve">Implemented and delivered the domain embedding model (Python, Docker, PyTorch, HDBSCAN, Google BigQuery, Google Big Storage)</w:t>
       </w:r>
     </w:p>
     <w:p>
@@ -1032,6 +1032,18 @@
       </w:pPr>
       <w:r>
         <w:t xml:space="preserve">Implemented and delivered the medical entity extractor (Python, PyTorch, GLiNER, HF, Transformers, UMLS, FastAPI, Docker, K8S)</w:t>
+      </w:r>
+    </w:p>
+    <w:p>
+      <w:pPr>
+        <w:numPr>
+          <w:ilvl w:val="0"/>
+          <w:numId w:val="1002"/>
+        </w:numPr>
+        <w:pStyle w:val="Compact"/>
+      </w:pPr>
+      <w:r>
+        <w:t xml:space="preserve">Implemented and delivered the new video completion rate model (Python, Java, Catboost, Google BigQuery, Docker, K8S)</w:t>
       </w:r>
     </w:p>
     <w:p>

--- a/doc/cv/cv.docx
+++ b/doc/cv/cv.docx
@@ -1044,6 +1044,18 @@
       </w:pPr>
       <w:r>
         <w:t xml:space="preserve">Implemented and delivered the new video completion rate model (Python, Java, Catboost, Google BigQuery, Docker, K8S)</w:t>
+      </w:r>
+    </w:p>
+    <w:p>
+      <w:pPr>
+        <w:numPr>
+          <w:ilvl w:val="0"/>
+          <w:numId w:val="1002"/>
+        </w:numPr>
+        <w:pStyle w:val="Compact"/>
+      </w:pPr>
+      <w:r>
+        <w:t xml:space="preserve">Implemented and delivered the data (competitor, NDC, ingredients, classes) resolver for the drug brand names (Python, MySQL, Claude Code, TDD, BDD, UMLS and OpenFDA data)</w:t>
       </w:r>
     </w:p>
     <w:p>
